--- a/tests/fixtures/persian_technical_doc.docx
+++ b/tests/fixtures/persian_technical_doc.docx
@@ -7,6 +7,7 @@
         <w:tblW w:type="dxa" w:w="9638"/>
         <w:tblLayout w:type="fixed"/>
         <w:tblLook w:firstColumn="1" w:firstRow="1" w:lastColumn="0" w:lastRow="0" w:noHBand="0" w:noVBand="1" w:val="04A0"/>
+        <w:tblDescription w:val="heading_badge"/>
         <w:bidiVisual/>
       </w:tblPr>
       <w:tblGrid>
@@ -14,6 +15,9 @@
         <w:gridCol w:w="8438"/>
       </w:tblGrid>
       <w:tr>
+        <w:trPr>
+          <w:cantSplit/>
+        </w:trPr>
         <w:tc>
           <w:tcPr>
             <w:tcW w:type="dxa" w:w="1200"/>
@@ -71,10 +75,12 @@
           <w:p>
             <w:pPr>
               <w:bidi w:val="1"/>
-              <w:jc w:val="start"/>
+              <w:jc w:val="right"/>
               <w:keepNext/>
               <w:keepLines/>
+              <w:outlineLvl w:val="0"/>
             </w:pPr>
+            <w:bookmarkStart w:id="1" w:name="md______________________________bf7abccc"/>
             <w:r>
               <w:rPr>
                 <w:rFonts w:ascii="Vazirmatn" w:hAnsi="Vazirmatn" w:cs="Vazirmatn"/>
@@ -85,8 +91,129 @@
                 <w:color w:val="2D2D2D"/>
                 <w:lang w:val="en-US" w:bidi="fa-IR"/>
               </w:rPr>
-              <w:t>راهنمای جامع معماری داده و سرویس‌ها</w:t>
-            </w:r>
+              <w:t>راهنمای</w:t>
+            </w:r>
+            <w:r>
+              <w:rPr>
+                <w:rFonts w:ascii="Vazirmatn" w:hAnsi="Vazirmatn" w:cs="Vazirmatn"/>
+                <w:sz w:val="32"/>
+                <w:szCs w:val="32"/>
+                <w:b/>
+                <w:bCs/>
+                <w:color w:val="2D2D2D"/>
+                <w:lang w:val="en-US" w:bidi="fa-IR"/>
+              </w:rPr>
+              <w:t xml:space="preserve"> </w:t>
+            </w:r>
+            <w:r>
+              <w:rPr>
+                <w:rFonts w:ascii="Vazirmatn" w:hAnsi="Vazirmatn" w:cs="Vazirmatn"/>
+                <w:sz w:val="32"/>
+                <w:szCs w:val="32"/>
+                <w:b/>
+                <w:bCs/>
+                <w:color w:val="2D2D2D"/>
+                <w:lang w:val="en-US" w:bidi="fa-IR"/>
+              </w:rPr>
+              <w:t>جامع</w:t>
+            </w:r>
+            <w:r>
+              <w:rPr>
+                <w:rFonts w:ascii="Vazirmatn" w:hAnsi="Vazirmatn" w:cs="Vazirmatn"/>
+                <w:sz w:val="32"/>
+                <w:szCs w:val="32"/>
+                <w:b/>
+                <w:bCs/>
+                <w:color w:val="2D2D2D"/>
+                <w:lang w:val="en-US" w:bidi="fa-IR"/>
+              </w:rPr>
+              <w:t xml:space="preserve"> </w:t>
+            </w:r>
+            <w:r>
+              <w:rPr>
+                <w:rFonts w:ascii="Vazirmatn" w:hAnsi="Vazirmatn" w:cs="Vazirmatn"/>
+                <w:sz w:val="32"/>
+                <w:szCs w:val="32"/>
+                <w:b/>
+                <w:bCs/>
+                <w:color w:val="2D2D2D"/>
+                <w:lang w:val="en-US" w:bidi="fa-IR"/>
+              </w:rPr>
+              <w:t>معماری</w:t>
+            </w:r>
+            <w:r>
+              <w:rPr>
+                <w:rFonts w:ascii="Vazirmatn" w:hAnsi="Vazirmatn" w:cs="Vazirmatn"/>
+                <w:sz w:val="32"/>
+                <w:szCs w:val="32"/>
+                <w:b/>
+                <w:bCs/>
+                <w:color w:val="2D2D2D"/>
+                <w:lang w:val="en-US" w:bidi="fa-IR"/>
+              </w:rPr>
+              <w:t xml:space="preserve"> </w:t>
+            </w:r>
+            <w:r>
+              <w:rPr>
+                <w:rFonts w:ascii="Vazirmatn" w:hAnsi="Vazirmatn" w:cs="Vazirmatn"/>
+                <w:sz w:val="32"/>
+                <w:szCs w:val="32"/>
+                <w:b/>
+                <w:bCs/>
+                <w:color w:val="2D2D2D"/>
+                <w:lang w:val="en-US" w:bidi="fa-IR"/>
+              </w:rPr>
+              <w:t>داده</w:t>
+            </w:r>
+            <w:r>
+              <w:rPr>
+                <w:rFonts w:ascii="Vazirmatn" w:hAnsi="Vazirmatn" w:cs="Vazirmatn"/>
+                <w:sz w:val="32"/>
+                <w:szCs w:val="32"/>
+                <w:b/>
+                <w:bCs/>
+                <w:color w:val="2D2D2D"/>
+                <w:lang w:val="en-US" w:bidi="fa-IR"/>
+              </w:rPr>
+              <w:t xml:space="preserve"> </w:t>
+            </w:r>
+            <w:r>
+              <w:rPr>
+                <w:rFonts w:ascii="Vazirmatn" w:hAnsi="Vazirmatn" w:cs="Vazirmatn"/>
+                <w:sz w:val="32"/>
+                <w:szCs w:val="32"/>
+                <w:b/>
+                <w:bCs/>
+                <w:color w:val="2D2D2D"/>
+                <w:lang w:val="en-US" w:bidi="fa-IR"/>
+              </w:rPr>
+              <w:t>و</w:t>
+            </w:r>
+            <w:r>
+              <w:rPr>
+                <w:rFonts w:ascii="Vazirmatn" w:hAnsi="Vazirmatn" w:cs="Vazirmatn"/>
+                <w:sz w:val="32"/>
+                <w:szCs w:val="32"/>
+                <w:b/>
+                <w:bCs/>
+                <w:color w:val="2D2D2D"/>
+                <w:lang w:val="en-US" w:bidi="fa-IR"/>
+              </w:rPr>
+              <w:t xml:space="preserve"> </w:t>
+            </w:r>
+            <w:r>
+              <w:rPr>
+                <w:rFonts w:ascii="Vazirmatn" w:hAnsi="Vazirmatn" w:cs="Vazirmatn"/>
+                <w:sz w:val="32"/>
+                <w:szCs w:val="32"/>
+                <w:b/>
+                <w:bCs/>
+                <w:color w:val="2D2D2D"/>
+                <w:lang w:val="en-US" w:bidi="fa-IR"/>
+              </w:rPr>
+              <w:t>سرویس‌ها</w:t>
+            </w:r>
+            <w:bookmarkEnd w:id="1"/>
           </w:p>
         </w:tc>
       </w:tr>
@@ -800,6 +927,7 @@
         <w:tblW w:type="dxa" w:w="9638"/>
         <w:tblLayout w:type="fixed"/>
         <w:tblLook w:firstColumn="1" w:firstRow="1" w:lastColumn="0" w:lastRow="0" w:noHBand="0" w:noVBand="1" w:val="04A0"/>
+        <w:tblDescription w:val="heading_badge"/>
         <w:bidiVisual/>
       </w:tblPr>
       <w:tblGrid>
@@ -807,6 +935,9 @@
         <w:gridCol w:w="8438"/>
       </w:tblGrid>
       <w:tr>
+        <w:trPr>
+          <w:cantSplit/>
+        </w:trPr>
         <w:tc>
           <w:tcPr>
             <w:tcW w:type="dxa" w:w="1200"/>
@@ -864,10 +995,12 @@
           <w:p>
             <w:pPr>
               <w:bidi w:val="1"/>
-              <w:jc w:val="start"/>
+              <w:jc w:val="right"/>
               <w:keepNext/>
               <w:keepLines/>
+              <w:outlineLvl w:val="1"/>
             </w:pPr>
+            <w:bookmarkStart w:id="2" w:name="md______________________________e3a7c10c"/>
             <w:r>
               <w:rPr>
                 <w:rFonts w:ascii="Vazirmatn" w:hAnsi="Vazirmatn" w:cs="Vazirmatn"/>
@@ -878,8 +1011,105 @@
                 <w:color w:val="2D2D2D"/>
                 <w:lang w:val="en-US" w:bidi="fa-IR"/>
               </w:rPr>
-              <w:t>ساختار میکروسرویس‌ها و تبادل پیام</w:t>
-            </w:r>
+              <w:t>ساختار</w:t>
+            </w:r>
+            <w:r>
+              <w:rPr>
+                <w:rFonts w:ascii="Vazirmatn" w:hAnsi="Vazirmatn" w:cs="Vazirmatn"/>
+                <w:sz w:val="28"/>
+                <w:szCs w:val="28"/>
+                <w:b/>
+                <w:bCs/>
+                <w:color w:val="2D2D2D"/>
+                <w:lang w:val="en-US" w:bidi="fa-IR"/>
+              </w:rPr>
+              <w:t xml:space="preserve"> </w:t>
+            </w:r>
+            <w:r>
+              <w:rPr>
+                <w:rFonts w:ascii="Vazirmatn" w:hAnsi="Vazirmatn" w:cs="Vazirmatn"/>
+                <w:sz w:val="28"/>
+                <w:szCs w:val="28"/>
+                <w:b/>
+                <w:bCs/>
+                <w:color w:val="2D2D2D"/>
+                <w:lang w:val="en-US" w:bidi="fa-IR"/>
+              </w:rPr>
+              <w:t>میکروسرویس‌ها</w:t>
+            </w:r>
+            <w:r>
+              <w:rPr>
+                <w:rFonts w:ascii="Vazirmatn" w:hAnsi="Vazirmatn" w:cs="Vazirmatn"/>
+                <w:sz w:val="28"/>
+                <w:szCs w:val="28"/>
+                <w:b/>
+                <w:bCs/>
+                <w:color w:val="2D2D2D"/>
+                <w:lang w:val="en-US" w:bidi="fa-IR"/>
+              </w:rPr>
+              <w:t xml:space="preserve"> </w:t>
+            </w:r>
+            <w:r>
+              <w:rPr>
+                <w:rFonts w:ascii="Vazirmatn" w:hAnsi="Vazirmatn" w:cs="Vazirmatn"/>
+                <w:sz w:val="28"/>
+                <w:szCs w:val="28"/>
+                <w:b/>
+                <w:bCs/>
+                <w:color w:val="2D2D2D"/>
+                <w:lang w:val="en-US" w:bidi="fa-IR"/>
+              </w:rPr>
+              <w:t>و</w:t>
+            </w:r>
+            <w:r>
+              <w:rPr>
+                <w:rFonts w:ascii="Vazirmatn" w:hAnsi="Vazirmatn" w:cs="Vazirmatn"/>
+                <w:sz w:val="28"/>
+                <w:szCs w:val="28"/>
+                <w:b/>
+                <w:bCs/>
+                <w:color w:val="2D2D2D"/>
+                <w:lang w:val="en-US" w:bidi="fa-IR"/>
+              </w:rPr>
+              <w:t xml:space="preserve"> </w:t>
+            </w:r>
+            <w:r>
+              <w:rPr>
+                <w:rFonts w:ascii="Vazirmatn" w:hAnsi="Vazirmatn" w:cs="Vazirmatn"/>
+                <w:sz w:val="28"/>
+                <w:szCs w:val="28"/>
+                <w:b/>
+                <w:bCs/>
+                <w:color w:val="2D2D2D"/>
+                <w:lang w:val="en-US" w:bidi="fa-IR"/>
+              </w:rPr>
+              <w:t>تبادل</w:t>
+            </w:r>
+            <w:r>
+              <w:rPr>
+                <w:rFonts w:ascii="Vazirmatn" w:hAnsi="Vazirmatn" w:cs="Vazirmatn"/>
+                <w:sz w:val="28"/>
+                <w:szCs w:val="28"/>
+                <w:b/>
+                <w:bCs/>
+                <w:color w:val="2D2D2D"/>
+                <w:lang w:val="en-US" w:bidi="fa-IR"/>
+              </w:rPr>
+              <w:t xml:space="preserve"> </w:t>
+            </w:r>
+            <w:r>
+              <w:rPr>
+                <w:rFonts w:ascii="Vazirmatn" w:hAnsi="Vazirmatn" w:cs="Vazirmatn"/>
+                <w:sz w:val="28"/>
+                <w:szCs w:val="28"/>
+                <w:b/>
+                <w:bCs/>
+                <w:color w:val="2D2D2D"/>
+                <w:lang w:val="en-US" w:bidi="fa-IR"/>
+              </w:rPr>
+              <w:t>پیام</w:t>
+            </w:r>
+            <w:bookmarkEnd w:id="2"/>
           </w:p>
         </w:tc>
       </w:tr>
@@ -1858,15 +2088,19 @@
     </w:p>
     <w:tbl>
       <w:tblPr>
-        <w:tblW w:type="auto" w:w="0"/>
+        <w:tblW w:type="dxa" w:w="9638"/>
         <w:tblLayout w:type="fixed"/>
         <w:tblLook w:firstColumn="1" w:firstRow="1" w:lastColumn="0" w:lastRow="0" w:noHBand="0" w:noVBand="1" w:val="04A0"/>
+        <w:tblDescription w:val="callout"/>
         <w:bidiVisual/>
       </w:tblPr>
       <w:tblGrid>
         <w:gridCol w:w="9638"/>
       </w:tblGrid>
       <w:tr>
+        <w:trPr>
+          <w:cantSplit/>
+        </w:trPr>
         <w:tc>
           <w:tcPr>
             <w:tcW w:type="dxa" w:w="9638"/>
@@ -1887,7 +2121,9 @@
           <w:p>
             <w:pPr>
               <w:bidi w:val="1"/>
-              <w:jc w:val="start"/>
+              <w:jc w:val="right"/>
+              <w:keepNext/>
+              <w:keepLines/>
             </w:pPr>
             <w:r>
               <w:rPr>
@@ -2537,15 +2773,19 @@
     </w:p>
     <w:tbl>
       <w:tblPr>
-        <w:tblW w:type="auto" w:w="0"/>
+        <w:tblW w:type="dxa" w:w="9638"/>
         <w:tblLayout w:type="fixed"/>
         <w:tblLook w:firstColumn="1" w:firstRow="1" w:lastColumn="0" w:lastRow="0" w:noHBand="0" w:noVBand="1" w:val="04A0"/>
+        <w:tblDescription w:val="callout"/>
         <w:bidiVisual/>
       </w:tblPr>
       <w:tblGrid>
         <w:gridCol w:w="9638"/>
       </w:tblGrid>
       <w:tr>
+        <w:trPr>
+          <w:cantSplit/>
+        </w:trPr>
         <w:tc>
           <w:tcPr>
             <w:tcW w:type="dxa" w:w="9638"/>
@@ -2566,7 +2806,9 @@
           <w:p>
             <w:pPr>
               <w:bidi w:val="1"/>
-              <w:jc w:val="start"/>
+              <w:jc w:val="right"/>
+              <w:keepNext/>
+              <w:keepLines/>
             </w:pPr>
             <w:r>
               <w:rPr>
@@ -3133,8 +3375,8 @@
       <w:r>
         <w:drawing>
           <wp:inline xmlns:a="http://schemas.openxmlformats.org/drawingml/2006/main" xmlns:pic="http://schemas.openxmlformats.org/drawingml/2006/picture">
-            <wp:extent cx="5760720" cy="5011093"/>
-            <wp:docPr id="1" name="Picture 1"/>
+            <wp:extent cx="5760720" cy="3809508"/>
+            <wp:docPr id="1" name="Mermaid Diagram" descr="mermaid"/>
             <wp:cNvGraphicFramePr>
               <a:graphicFrameLocks noChangeAspect="1"/>
             </wp:cNvGraphicFramePr>
@@ -3154,7 +3396,7 @@
                   <pic:spPr>
                     <a:xfrm>
                       <a:off x="0" y="0"/>
-                      <a:ext cx="5760720" cy="5011093"/>
+                      <a:ext cx="5760720" cy="3809508"/>
                     </a:xfrm>
                     <a:prstGeom prst="rect"/>
                   </pic:spPr>
@@ -3506,6 +3748,7 @@
         <w:tblW w:type="dxa" w:w="9638"/>
         <w:tblLayout w:type="fixed"/>
         <w:tblLook w:firstColumn="1" w:firstRow="1" w:lastColumn="0" w:lastRow="0" w:noHBand="0" w:noVBand="1" w:val="04A0"/>
+        <w:tblDescription w:val="code_block"/>
         <w:jc w:val="center"/>
       </w:tblPr>
       <w:tblGrid>
@@ -4997,6 +5240,7 @@
         <w:tblW w:type="dxa" w:w="9638"/>
         <w:tblLayout w:type="fixed"/>
         <w:tblLook w:firstColumn="1" w:firstRow="1" w:lastColumn="0" w:lastRow="0" w:noHBand="0" w:noVBand="1" w:val="04A0"/>
+        <w:tblDescription w:val="code_block"/>
         <w:jc w:val="center"/>
       </w:tblPr>
       <w:tblGrid>
@@ -7737,6 +7981,7 @@
         <w:tblW w:type="dxa" w:w="9638"/>
         <w:tblLayout w:type="fixed"/>
         <w:tblLook w:firstColumn="1" w:firstRow="1" w:lastColumn="0" w:lastRow="0" w:noHBand="0" w:noVBand="1" w:val="04A0"/>
+        <w:tblDescription w:val="code_block"/>
         <w:jc w:val="center"/>
       </w:tblPr>
       <w:tblGrid>
@@ -9714,6 +9959,7 @@
         <w:tblW w:type="dxa" w:w="9638"/>
         <w:tblLayout w:type="fixed"/>
         <w:tblLook w:firstColumn="1" w:firstRow="1" w:lastColumn="0" w:lastRow="0" w:noHBand="0" w:noVBand="1" w:val="04A0"/>
+        <w:tblDescription w:val="code_block"/>
         <w:jc w:val="center"/>
       </w:tblPr>
       <w:tblGrid>
@@ -11397,6 +11643,7 @@
         <w:tblW w:type="dxa" w:w="9638"/>
         <w:tblLayout w:type="fixed"/>
         <w:tblLook w:firstColumn="1" w:firstRow="1" w:lastColumn="0" w:lastRow="0" w:noHBand="0" w:noVBand="1" w:val="04A0"/>
+        <w:tblDescription w:val="heading_badge"/>
         <w:bidiVisual/>
       </w:tblPr>
       <w:tblGrid>
@@ -11404,6 +11651,9 @@
         <w:gridCol w:w="8438"/>
       </w:tblGrid>
       <w:tr>
+        <w:trPr>
+          <w:cantSplit/>
+        </w:trPr>
         <w:tc>
           <w:tcPr>
             <w:tcW w:type="dxa" w:w="1200"/>
@@ -11461,10 +11711,12 @@
           <w:p>
             <w:pPr>
               <w:bidi w:val="1"/>
-              <w:jc w:val="start"/>
+              <w:jc w:val="right"/>
               <w:keepNext/>
               <w:keepLines/>
+              <w:outlineLvl w:val="1"/>
             </w:pPr>
+            <w:bookmarkStart w:id="3" w:name="md______________________________ebbd7d51"/>
             <w:r>
               <w:rPr>
                 <w:rFonts w:ascii="Vazirmatn" w:hAnsi="Vazirmatn" w:cs="Vazirmatn"/>
@@ -11475,8 +11727,81 @@
                 <w:color w:val="2D2D2D"/>
                 <w:lang w:val="en-US" w:bidi="fa-IR"/>
               </w:rPr>
-              <w:t>مانیتورینگ و داشبوردهای عملیاتی</w:t>
-            </w:r>
+              <w:t>مانیتورینگ</w:t>
+            </w:r>
+            <w:r>
+              <w:rPr>
+                <w:rFonts w:ascii="Vazirmatn" w:hAnsi="Vazirmatn" w:cs="Vazirmatn"/>
+                <w:sz w:val="28"/>
+                <w:szCs w:val="28"/>
+                <w:b/>
+                <w:bCs/>
+                <w:color w:val="2D2D2D"/>
+                <w:lang w:val="en-US" w:bidi="fa-IR"/>
+              </w:rPr>
+              <w:t xml:space="preserve"> </w:t>
+            </w:r>
+            <w:r>
+              <w:rPr>
+                <w:rFonts w:ascii="Vazirmatn" w:hAnsi="Vazirmatn" w:cs="Vazirmatn"/>
+                <w:sz w:val="28"/>
+                <w:szCs w:val="28"/>
+                <w:b/>
+                <w:bCs/>
+                <w:color w:val="2D2D2D"/>
+                <w:lang w:val="en-US" w:bidi="fa-IR"/>
+              </w:rPr>
+              <w:t>و</w:t>
+            </w:r>
+            <w:r>
+              <w:rPr>
+                <w:rFonts w:ascii="Vazirmatn" w:hAnsi="Vazirmatn" w:cs="Vazirmatn"/>
+                <w:sz w:val="28"/>
+                <w:szCs w:val="28"/>
+                <w:b/>
+                <w:bCs/>
+                <w:color w:val="2D2D2D"/>
+                <w:lang w:val="en-US" w:bidi="fa-IR"/>
+              </w:rPr>
+              <w:t xml:space="preserve"> </w:t>
+            </w:r>
+            <w:r>
+              <w:rPr>
+                <w:rFonts w:ascii="Vazirmatn" w:hAnsi="Vazirmatn" w:cs="Vazirmatn"/>
+                <w:sz w:val="28"/>
+                <w:szCs w:val="28"/>
+                <w:b/>
+                <w:bCs/>
+                <w:color w:val="2D2D2D"/>
+                <w:lang w:val="en-US" w:bidi="fa-IR"/>
+              </w:rPr>
+              <w:t>داشبوردهای</w:t>
+            </w:r>
+            <w:r>
+              <w:rPr>
+                <w:rFonts w:ascii="Vazirmatn" w:hAnsi="Vazirmatn" w:cs="Vazirmatn"/>
+                <w:sz w:val="28"/>
+                <w:szCs w:val="28"/>
+                <w:b/>
+                <w:bCs/>
+                <w:color w:val="2D2D2D"/>
+                <w:lang w:val="en-US" w:bidi="fa-IR"/>
+              </w:rPr>
+              <w:t xml:space="preserve"> </w:t>
+            </w:r>
+            <w:r>
+              <w:rPr>
+                <w:rFonts w:ascii="Vazirmatn" w:hAnsi="Vazirmatn" w:cs="Vazirmatn"/>
+                <w:sz w:val="28"/>
+                <w:szCs w:val="28"/>
+                <w:b/>
+                <w:bCs/>
+                <w:color w:val="2D2D2D"/>
+                <w:lang w:val="en-US" w:bidi="fa-IR"/>
+              </w:rPr>
+              <w:t>عملیاتی</w:t>
+            </w:r>
+            <w:bookmarkEnd w:id="3"/>
           </w:p>
         </w:tc>
       </w:tr>
@@ -12295,16 +12620,20 @@
         <w:tblW w:type="dxa" w:w="9638"/>
         <w:tblLayout w:type="fixed"/>
         <w:tblLook w:firstColumn="1" w:firstRow="1" w:lastColumn="0" w:lastRow="0" w:noHBand="0" w:noVBand="1" w:val="04A0"/>
+        <w:tblDescription w:val="heading_badge"/>
         <w:bidiVisual/>
       </w:tblPr>
       <w:tblGrid>
-        <w:gridCol w:w="1216"/>
-        <w:gridCol w:w="8422"/>
+        <w:gridCol w:w="1296"/>
+        <w:gridCol w:w="8342"/>
       </w:tblGrid>
       <w:tr>
+        <w:trPr>
+          <w:cantSplit/>
+        </w:trPr>
         <w:tc>
           <w:tcPr>
-            <w:tcW w:type="dxa" w:w="1216"/>
+            <w:tcW w:type="dxa" w:w="1296"/>
             <w:shd w:val="clear" w:color="auto" w:fill="6B2FA0"/>
             <w:tcMar>
               <w:top w:w="80" w:type="dxa"/>
@@ -12342,7 +12671,7 @@
         </w:tc>
         <w:tc>
           <w:tcPr>
-            <w:tcW w:type="dxa" w:w="8422"/>
+            <w:tcW w:type="dxa" w:w="8342"/>
             <w:tcMar>
               <w:top w:w="80" w:type="dxa"/>
               <w:bottom w:w="80" w:type="dxa"/>
@@ -12359,10 +12688,12 @@
           <w:p>
             <w:pPr>
               <w:bidi w:val="1"/>
-              <w:jc w:val="start"/>
+              <w:jc w:val="right"/>
               <w:keepNext/>
               <w:keepLines/>
+              <w:outlineLvl w:val="2"/>
             </w:pPr>
+            <w:bookmarkStart w:id="4" w:name="md______________________________8b0dd51f"/>
             <w:r>
               <w:rPr>
                 <w:rFonts w:ascii="Vazirmatn" w:hAnsi="Vazirmatn" w:cs="Vazirmatn"/>
@@ -12373,8 +12704,105 @@
                 <w:color w:val="2D2D2D"/>
                 <w:lang w:val="en-US" w:bidi="fa-IR"/>
               </w:rPr>
-              <w:t>تحلیل جدول مشخصات سرویس‌های کلیدی</w:t>
-            </w:r>
+              <w:t>تحلیل</w:t>
+            </w:r>
+            <w:r>
+              <w:rPr>
+                <w:rFonts w:ascii="Vazirmatn" w:hAnsi="Vazirmatn" w:cs="Vazirmatn"/>
+                <w:sz w:val="26"/>
+                <w:szCs w:val="26"/>
+                <w:b/>
+                <w:bCs/>
+                <w:color w:val="2D2D2D"/>
+                <w:lang w:val="en-US" w:bidi="fa-IR"/>
+              </w:rPr>
+              <w:t xml:space="preserve"> </w:t>
+            </w:r>
+            <w:r>
+              <w:rPr>
+                <w:rFonts w:ascii="Vazirmatn" w:hAnsi="Vazirmatn" w:cs="Vazirmatn"/>
+                <w:sz w:val="26"/>
+                <w:szCs w:val="26"/>
+                <w:b/>
+                <w:bCs/>
+                <w:color w:val="2D2D2D"/>
+                <w:lang w:val="en-US" w:bidi="fa-IR"/>
+              </w:rPr>
+              <w:t>جدول</w:t>
+            </w:r>
+            <w:r>
+              <w:rPr>
+                <w:rFonts w:ascii="Vazirmatn" w:hAnsi="Vazirmatn" w:cs="Vazirmatn"/>
+                <w:sz w:val="26"/>
+                <w:szCs w:val="26"/>
+                <w:b/>
+                <w:bCs/>
+                <w:color w:val="2D2D2D"/>
+                <w:lang w:val="en-US" w:bidi="fa-IR"/>
+              </w:rPr>
+              <w:t xml:space="preserve"> </w:t>
+            </w:r>
+            <w:r>
+              <w:rPr>
+                <w:rFonts w:ascii="Vazirmatn" w:hAnsi="Vazirmatn" w:cs="Vazirmatn"/>
+                <w:sz w:val="26"/>
+                <w:szCs w:val="26"/>
+                <w:b/>
+                <w:bCs/>
+                <w:color w:val="2D2D2D"/>
+                <w:lang w:val="en-US" w:bidi="fa-IR"/>
+              </w:rPr>
+              <w:t>مشخصات</w:t>
+            </w:r>
+            <w:r>
+              <w:rPr>
+                <w:rFonts w:ascii="Vazirmatn" w:hAnsi="Vazirmatn" w:cs="Vazirmatn"/>
+                <w:sz w:val="26"/>
+                <w:szCs w:val="26"/>
+                <w:b/>
+                <w:bCs/>
+                <w:color w:val="2D2D2D"/>
+                <w:lang w:val="en-US" w:bidi="fa-IR"/>
+              </w:rPr>
+              <w:t xml:space="preserve"> </w:t>
+            </w:r>
+            <w:r>
+              <w:rPr>
+                <w:rFonts w:ascii="Vazirmatn" w:hAnsi="Vazirmatn" w:cs="Vazirmatn"/>
+                <w:sz w:val="26"/>
+                <w:szCs w:val="26"/>
+                <w:b/>
+                <w:bCs/>
+                <w:color w:val="2D2D2D"/>
+                <w:lang w:val="en-US" w:bidi="fa-IR"/>
+              </w:rPr>
+              <w:t>سرویس‌های</w:t>
+            </w:r>
+            <w:r>
+              <w:rPr>
+                <w:rFonts w:ascii="Vazirmatn" w:hAnsi="Vazirmatn" w:cs="Vazirmatn"/>
+                <w:sz w:val="26"/>
+                <w:szCs w:val="26"/>
+                <w:b/>
+                <w:bCs/>
+                <w:color w:val="2D2D2D"/>
+                <w:lang w:val="en-US" w:bidi="fa-IR"/>
+              </w:rPr>
+              <w:t xml:space="preserve"> </w:t>
+            </w:r>
+            <w:r>
+              <w:rPr>
+                <w:rFonts w:ascii="Vazirmatn" w:hAnsi="Vazirmatn" w:cs="Vazirmatn"/>
+                <w:sz w:val="26"/>
+                <w:szCs w:val="26"/>
+                <w:b/>
+                <w:bCs/>
+                <w:color w:val="2D2D2D"/>
+                <w:lang w:val="en-US" w:bidi="fa-IR"/>
+              </w:rPr>
+              <w:t>کلیدی</w:t>
+            </w:r>
+            <w:bookmarkEnd w:id="4"/>
           </w:p>
         </w:tc>
       </w:tr>
@@ -12728,23 +13156,24 @@
         <w:tblW w:type="dxa" w:w="9638"/>
         <w:tblLayout w:type="fixed"/>
         <w:tblLook w:firstColumn="1" w:firstRow="1" w:lastColumn="0" w:lastRow="0" w:noHBand="0" w:noVBand="1" w:val="04A0"/>
+        <w:tblDescription w:val="data_table"/>
         <w:bidiVisual/>
       </w:tblPr>
       <w:tblGrid>
-        <w:gridCol w:w="1927"/>
-        <w:gridCol w:w="1927"/>
-        <w:gridCol w:w="1927"/>
-        <w:gridCol w:w="1927"/>
-        <w:gridCol w:w="1930"/>
+        <w:gridCol w:w="1928"/>
+        <w:gridCol w:w="1928"/>
+        <w:gridCol w:w="1928"/>
+        <w:gridCol w:w="1928"/>
+        <w:gridCol w:w="1926"/>
       </w:tblGrid>
       <w:tr>
         <w:trPr>
+          <w:tblHeader/>
           <w:cantSplit/>
-          <w:tblHeader/>
         </w:trPr>
         <w:tc>
           <w:tcPr>
-            <w:tcW w:type="dxa" w:w="1927"/>
+            <w:tcW w:type="dxa" w:w="1928"/>
             <w:shd w:val="clear" w:color="auto" w:fill="6B2FA0"/>
             <w:tcMar>
               <w:top w:w="100" w:type="dxa"/>
@@ -12805,7 +13234,7 @@
         </w:tc>
         <w:tc>
           <w:tcPr>
-            <w:tcW w:type="dxa" w:w="1927"/>
+            <w:tcW w:type="dxa" w:w="1928"/>
             <w:shd w:val="clear" w:color="auto" w:fill="6B2FA0"/>
             <w:tcMar>
               <w:top w:w="100" w:type="dxa"/>
@@ -12866,7 +13295,7 @@
         </w:tc>
         <w:tc>
           <w:tcPr>
-            <w:tcW w:type="dxa" w:w="1927"/>
+            <w:tcW w:type="dxa" w:w="1928"/>
             <w:shd w:val="clear" w:color="auto" w:fill="6B2FA0"/>
             <w:tcMar>
               <w:top w:w="100" w:type="dxa"/>
@@ -12927,7 +13356,7 @@
         </w:tc>
         <w:tc>
           <w:tcPr>
-            <w:tcW w:type="dxa" w:w="1927"/>
+            <w:tcW w:type="dxa" w:w="1928"/>
             <w:shd w:val="clear" w:color="auto" w:fill="6B2FA0"/>
             <w:tcMar>
               <w:top w:w="100" w:type="dxa"/>
@@ -12988,7 +13417,7 @@
         </w:tc>
         <w:tc>
           <w:tcPr>
-            <w:tcW w:type="dxa" w:w="1930"/>
+            <w:tcW w:type="dxa" w:w="1926"/>
             <w:shd w:val="clear" w:color="auto" w:fill="6B2FA0"/>
             <w:tcMar>
               <w:top w:w="100" w:type="dxa"/>
@@ -13049,12 +13478,9 @@
         </w:tc>
       </w:tr>
       <w:tr>
-        <w:trPr>
-          <w:cantSplit/>
-        </w:trPr>
         <w:tc>
           <w:tcPr>
-            <w:tcW w:type="dxa" w:w="1927"/>
+            <w:tcW w:type="dxa" w:w="1928"/>
             <w:shd w:val="clear" w:color="auto" w:fill="FFFFFF"/>
             <w:tcMar>
               <w:top w:w="80" w:type="dxa"/>
@@ -13130,7 +13556,7 @@
         </w:tc>
         <w:tc>
           <w:tcPr>
-            <w:tcW w:type="dxa" w:w="1927"/>
+            <w:tcW w:type="dxa" w:w="1928"/>
             <w:shd w:val="clear" w:color="auto" w:fill="FFFFFF"/>
             <w:tcMar>
               <w:top w:w="80" w:type="dxa"/>
@@ -13226,7 +13652,7 @@
         </w:tc>
         <w:tc>
           <w:tcPr>
-            <w:tcW w:type="dxa" w:w="1927"/>
+            <w:tcW w:type="dxa" w:w="1928"/>
             <w:shd w:val="clear" w:color="auto" w:fill="FFFFFF"/>
             <w:tcMar>
               <w:top w:w="80" w:type="dxa"/>
@@ -13303,7 +13729,7 @@
         </w:tc>
         <w:tc>
           <w:tcPr>
-            <w:tcW w:type="dxa" w:w="1927"/>
+            <w:tcW w:type="dxa" w:w="1928"/>
             <w:shd w:val="clear" w:color="auto" w:fill="FFFFFF"/>
             <w:tcMar>
               <w:top w:w="80" w:type="dxa"/>
@@ -13389,7 +13815,7 @@
         </w:tc>
         <w:tc>
           <w:tcPr>
-            <w:tcW w:type="dxa" w:w="1930"/>
+            <w:tcW w:type="dxa" w:w="1926"/>
             <w:shd w:val="clear" w:color="auto" w:fill="FFFFFF"/>
             <w:tcMar>
               <w:top w:w="80" w:type="dxa"/>
@@ -13464,12 +13890,9 @@
         </w:tc>
       </w:tr>
       <w:tr>
-        <w:trPr>
-          <w:cantSplit/>
-        </w:trPr>
         <w:tc>
           <w:tcPr>
-            <w:tcW w:type="dxa" w:w="1927"/>
+            <w:tcW w:type="dxa" w:w="1928"/>
             <w:shd w:val="clear" w:color="auto" w:fill="FFFFFF"/>
             <w:tcMar>
               <w:top w:w="80" w:type="dxa"/>
@@ -13524,7 +13947,7 @@
         </w:tc>
         <w:tc>
           <w:tcPr>
-            <w:tcW w:type="dxa" w:w="1927"/>
+            <w:tcW w:type="dxa" w:w="1928"/>
             <w:shd w:val="clear" w:color="auto" w:fill="FFFFFF"/>
             <w:tcMar>
               <w:top w:w="80" w:type="dxa"/>
@@ -13639,7 +14062,7 @@
         </w:tc>
         <w:tc>
           <w:tcPr>
-            <w:tcW w:type="dxa" w:w="1927"/>
+            <w:tcW w:type="dxa" w:w="1928"/>
             <w:shd w:val="clear" w:color="auto" w:fill="FFFFFF"/>
             <w:tcMar>
               <w:top w:w="80" w:type="dxa"/>
@@ -13737,7 +14160,7 @@
         </w:tc>
         <w:tc>
           <w:tcPr>
-            <w:tcW w:type="dxa" w:w="1927"/>
+            <w:tcW w:type="dxa" w:w="1928"/>
             <w:shd w:val="clear" w:color="auto" w:fill="FFFFFF"/>
             <w:tcMar>
               <w:top w:w="80" w:type="dxa"/>
@@ -13823,7 +14246,7 @@
         </w:tc>
         <w:tc>
           <w:tcPr>
-            <w:tcW w:type="dxa" w:w="1930"/>
+            <w:tcW w:type="dxa" w:w="1926"/>
             <w:shd w:val="clear" w:color="auto" w:fill="FFFFFF"/>
             <w:tcMar>
               <w:top w:w="80" w:type="dxa"/>
@@ -13898,12 +14321,9 @@
         </w:tc>
       </w:tr>
       <w:tr>
-        <w:trPr>
-          <w:cantSplit/>
-        </w:trPr>
         <w:tc>
           <w:tcPr>
-            <w:tcW w:type="dxa" w:w="1927"/>
+            <w:tcW w:type="dxa" w:w="1928"/>
             <w:shd w:val="clear" w:color="auto" w:fill="FFFFFF"/>
             <w:tcMar>
               <w:top w:w="80" w:type="dxa"/>
@@ -13998,7 +14418,7 @@
         </w:tc>
         <w:tc>
           <w:tcPr>
-            <w:tcW w:type="dxa" w:w="1927"/>
+            <w:tcW w:type="dxa" w:w="1928"/>
             <w:shd w:val="clear" w:color="auto" w:fill="FFFFFF"/>
             <w:tcMar>
               <w:top w:w="80" w:type="dxa"/>
@@ -14113,7 +14533,7 @@
         </w:tc>
         <w:tc>
           <w:tcPr>
-            <w:tcW w:type="dxa" w:w="1927"/>
+            <w:tcW w:type="dxa" w:w="1928"/>
             <w:shd w:val="clear" w:color="auto" w:fill="FFFFFF"/>
             <w:tcMar>
               <w:top w:w="80" w:type="dxa"/>
@@ -14190,7 +14610,7 @@
         </w:tc>
         <w:tc>
           <w:tcPr>
-            <w:tcW w:type="dxa" w:w="1927"/>
+            <w:tcW w:type="dxa" w:w="1928"/>
             <w:shd w:val="clear" w:color="auto" w:fill="FFFFFF"/>
             <w:tcMar>
               <w:top w:w="80" w:type="dxa"/>
@@ -14245,7 +14665,7 @@
         </w:tc>
         <w:tc>
           <w:tcPr>
-            <w:tcW w:type="dxa" w:w="1930"/>
+            <w:tcW w:type="dxa" w:w="1926"/>
             <w:shd w:val="clear" w:color="auto" w:fill="FFFFFF"/>
             <w:tcMar>
               <w:top w:w="80" w:type="dxa"/>
@@ -14300,12 +14720,9 @@
         </w:tc>
       </w:tr>
       <w:tr>
-        <w:trPr>
-          <w:cantSplit/>
-        </w:trPr>
         <w:tc>
           <w:tcPr>
-            <w:tcW w:type="dxa" w:w="1927"/>
+            <w:tcW w:type="dxa" w:w="1928"/>
             <w:shd w:val="clear" w:color="auto" w:fill="FFFFFF"/>
             <w:tcMar>
               <w:top w:w="80" w:type="dxa"/>
@@ -14360,7 +14777,7 @@
         </w:tc>
         <w:tc>
           <w:tcPr>
-            <w:tcW w:type="dxa" w:w="1927"/>
+            <w:tcW w:type="dxa" w:w="1928"/>
             <w:shd w:val="clear" w:color="auto" w:fill="FFFFFF"/>
             <w:tcMar>
               <w:top w:w="80" w:type="dxa"/>
@@ -14495,7 +14912,7 @@
         </w:tc>
         <w:tc>
           <w:tcPr>
-            <w:tcW w:type="dxa" w:w="1927"/>
+            <w:tcW w:type="dxa" w:w="1928"/>
             <w:shd w:val="clear" w:color="auto" w:fill="FFFFFF"/>
             <w:tcMar>
               <w:top w:w="80" w:type="dxa"/>
@@ -14572,7 +14989,7 @@
         </w:tc>
         <w:tc>
           <w:tcPr>
-            <w:tcW w:type="dxa" w:w="1927"/>
+            <w:tcW w:type="dxa" w:w="1928"/>
             <w:shd w:val="clear" w:color="auto" w:fill="FFFFFF"/>
             <w:tcMar>
               <w:top w:w="80" w:type="dxa"/>
@@ -14658,7 +15075,7 @@
         </w:tc>
         <w:tc>
           <w:tcPr>
-            <w:tcW w:type="dxa" w:w="1930"/>
+            <w:tcW w:type="dxa" w:w="1926"/>
             <w:shd w:val="clear" w:color="auto" w:fill="FFFFFF"/>
             <w:tcMar>
               <w:top w:w="80" w:type="dxa"/>
@@ -14744,6 +15161,7 @@
         <w:tblW w:type="dxa" w:w="9638"/>
         <w:tblLayout w:type="fixed"/>
         <w:tblLook w:firstColumn="1" w:firstRow="1" w:lastColumn="0" w:lastRow="0" w:noHBand="0" w:noVBand="1" w:val="04A0"/>
+        <w:tblDescription w:val="heading_badge"/>
         <w:bidiVisual/>
       </w:tblPr>
       <w:tblGrid>
@@ -14751,6 +15169,9 @@
         <w:gridCol w:w="8438"/>
       </w:tblGrid>
       <w:tr>
+        <w:trPr>
+          <w:cantSplit/>
+        </w:trPr>
         <w:tc>
           <w:tcPr>
             <w:tcW w:type="dxa" w:w="1200"/>
@@ -14808,10 +15229,12 @@
           <w:p>
             <w:pPr>
               <w:bidi w:val="1"/>
-              <w:jc w:val="start"/>
+              <w:jc w:val="right"/>
               <w:keepNext/>
               <w:keepLines/>
+              <w:outlineLvl w:val="1"/>
             </w:pPr>
+            <w:bookmarkStart w:id="5" w:name="md______________________________3886012b"/>
             <w:r>
               <w:rPr>
                 <w:rFonts w:ascii="Vazirmatn" w:hAnsi="Vazirmatn" w:cs="Vazirmatn"/>
@@ -14822,8 +15245,105 @@
                 <w:color w:val="2D2D2D"/>
                 <w:lang w:val="en-US" w:bidi="fa-IR"/>
               </w:rPr>
-              <w:t>ملاحظات امنیتی و ایزوله‌سازی منابع</w:t>
-            </w:r>
+              <w:t>ملاحظات</w:t>
+            </w:r>
+            <w:r>
+              <w:rPr>
+                <w:rFonts w:ascii="Vazirmatn" w:hAnsi="Vazirmatn" w:cs="Vazirmatn"/>
+                <w:sz w:val="28"/>
+                <w:szCs w:val="28"/>
+                <w:b/>
+                <w:bCs/>
+                <w:color w:val="2D2D2D"/>
+                <w:lang w:val="en-US" w:bidi="fa-IR"/>
+              </w:rPr>
+              <w:t xml:space="preserve"> </w:t>
+            </w:r>
+            <w:r>
+              <w:rPr>
+                <w:rFonts w:ascii="Vazirmatn" w:hAnsi="Vazirmatn" w:cs="Vazirmatn"/>
+                <w:sz w:val="28"/>
+                <w:szCs w:val="28"/>
+                <w:b/>
+                <w:bCs/>
+                <w:color w:val="2D2D2D"/>
+                <w:lang w:val="en-US" w:bidi="fa-IR"/>
+              </w:rPr>
+              <w:t>امنیتی</w:t>
+            </w:r>
+            <w:r>
+              <w:rPr>
+                <w:rFonts w:ascii="Vazirmatn" w:hAnsi="Vazirmatn" w:cs="Vazirmatn"/>
+                <w:sz w:val="28"/>
+                <w:szCs w:val="28"/>
+                <w:b/>
+                <w:bCs/>
+                <w:color w:val="2D2D2D"/>
+                <w:lang w:val="en-US" w:bidi="fa-IR"/>
+              </w:rPr>
+              <w:t xml:space="preserve"> </w:t>
+            </w:r>
+            <w:r>
+              <w:rPr>
+                <w:rFonts w:ascii="Vazirmatn" w:hAnsi="Vazirmatn" w:cs="Vazirmatn"/>
+                <w:sz w:val="28"/>
+                <w:szCs w:val="28"/>
+                <w:b/>
+                <w:bCs/>
+                <w:color w:val="2D2D2D"/>
+                <w:lang w:val="en-US" w:bidi="fa-IR"/>
+              </w:rPr>
+              <w:t>و</w:t>
+            </w:r>
+            <w:r>
+              <w:rPr>
+                <w:rFonts w:ascii="Vazirmatn" w:hAnsi="Vazirmatn" w:cs="Vazirmatn"/>
+                <w:sz w:val="28"/>
+                <w:szCs w:val="28"/>
+                <w:b/>
+                <w:bCs/>
+                <w:color w:val="2D2D2D"/>
+                <w:lang w:val="en-US" w:bidi="fa-IR"/>
+              </w:rPr>
+              <w:t xml:space="preserve"> </w:t>
+            </w:r>
+            <w:r>
+              <w:rPr>
+                <w:rFonts w:ascii="Vazirmatn" w:hAnsi="Vazirmatn" w:cs="Vazirmatn"/>
+                <w:sz w:val="28"/>
+                <w:szCs w:val="28"/>
+                <w:b/>
+                <w:bCs/>
+                <w:color w:val="2D2D2D"/>
+                <w:lang w:val="en-US" w:bidi="fa-IR"/>
+              </w:rPr>
+              <w:t>ایزوله‌سازی</w:t>
+            </w:r>
+            <w:r>
+              <w:rPr>
+                <w:rFonts w:ascii="Vazirmatn" w:hAnsi="Vazirmatn" w:cs="Vazirmatn"/>
+                <w:sz w:val="28"/>
+                <w:szCs w:val="28"/>
+                <w:b/>
+                <w:bCs/>
+                <w:color w:val="2D2D2D"/>
+                <w:lang w:val="en-US" w:bidi="fa-IR"/>
+              </w:rPr>
+              <w:t xml:space="preserve"> </w:t>
+            </w:r>
+            <w:r>
+              <w:rPr>
+                <w:rFonts w:ascii="Vazirmatn" w:hAnsi="Vazirmatn" w:cs="Vazirmatn"/>
+                <w:sz w:val="28"/>
+                <w:szCs w:val="28"/>
+                <w:b/>
+                <w:bCs/>
+                <w:color w:val="2D2D2D"/>
+                <w:lang w:val="en-US" w:bidi="fa-IR"/>
+              </w:rPr>
+              <w:t>منابع</w:t>
+            </w:r>
+            <w:bookmarkEnd w:id="5"/>
           </w:p>
         </w:tc>
       </w:tr>
@@ -15656,15 +16176,19 @@
     </w:p>
     <w:tbl>
       <w:tblPr>
-        <w:tblW w:type="auto" w:w="0"/>
+        <w:tblW w:type="dxa" w:w="9638"/>
         <w:tblLayout w:type="fixed"/>
         <w:tblLook w:firstColumn="1" w:firstRow="1" w:lastColumn="0" w:lastRow="0" w:noHBand="0" w:noVBand="1" w:val="04A0"/>
+        <w:tblDescription w:val="callout"/>
         <w:bidiVisual/>
       </w:tblPr>
       <w:tblGrid>
         <w:gridCol w:w="9638"/>
       </w:tblGrid>
       <w:tr>
+        <w:trPr>
+          <w:cantSplit/>
+        </w:trPr>
         <w:tc>
           <w:tcPr>
             <w:tcW w:type="dxa" w:w="9638"/>
@@ -15685,7 +16209,9 @@
           <w:p>
             <w:pPr>
               <w:bidi w:val="1"/>
-              <w:jc w:val="start"/>
+              <w:jc w:val="right"/>
+              <w:keepNext/>
+              <w:keepLines/>
             </w:pPr>
             <w:r>
               <w:rPr>
@@ -16340,17 +16866,6 @@
       <w:docGrid w:linePitch="360"/>
       <w:bidi w:val="1"/>
     </w:sectPr>
-    <w:bookmarkStart w:id="76070" w:name="راهنمای-جامع-معماری-داده-و-سرویسها"/>
-    <w:bookmarkEnd w:id="76070">
-      <w:bookmarkStart w:id="23009" w:name="ساختار-میکروسرویسها-و-تبادل-پیام"/>
-      <w:bookmarkEnd w:id="23009"/>
-      <w:bookmarkStart w:id="78157" w:name="مانیتورینگ-و-داشبوردهای-عملیاتی"/>
-      <w:bookmarkEnd w:id="78157"/>
-      <w:bookmarkStart w:id="26106" w:name="تحلیل-جدول-مشخصات-سرویسهای-کلیدی"/>
-      <w:bookmarkEnd w:id="26106"/>
-      <w:bookmarkStart w:id="29701" w:name="ملاحظات-امنیتی-و-ایزولهسازی-منابع"/>
-      <w:bookmarkEnd w:id="29701"/>
-    </w:bookmarkEnd>
   </w:body>
 </w:document>
 </file>
